--- a/작업일지/15주차.docx
+++ b/작업일지/15주차.docx
@@ -133,9 +133,6 @@
           <w:p>
             <w:pPr>
               <w:jc w:val="center"/>
-              <w:rPr>
-                <w:rFonts w:hint="eastAsia"/>
-              </w:rPr>
             </w:pPr>
             <w:r>
               <w:rPr>
@@ -346,13 +343,7 @@
         </w:tc>
       </w:tr>
     </w:tbl>
-    <w:p>
-      <w:pPr>
-        <w:rPr>
-          <w:rFonts w:hint="eastAsia"/>
-        </w:rPr>
-      </w:pPr>
-    </w:p>
+    <w:p/>
     <w:p>
       <w:pPr>
         <w:rPr>
@@ -444,7 +435,36 @@
           <w:tcPr>
             <w:tcW w:w="9214" w:type="dxa"/>
           </w:tcPr>
-          <w:p/>
+          <w:p>
+            <w:pPr>
+              <w:rPr>
+                <w:rFonts w:hint="eastAsia"/>
+              </w:rPr>
+            </w:pPr>
+            <w:r>
+              <w:rPr>
+                <w:rFonts w:hint="eastAsia"/>
+              </w:rPr>
+              <w:t>-</w:t>
+            </w:r>
+            <w:r>
+              <w:t xml:space="preserve"> </w:t>
+            </w:r>
+            <w:proofErr w:type="spellStart"/>
+            <w:r>
+              <w:rPr>
+                <w:rFonts w:hint="eastAsia"/>
+              </w:rPr>
+              <w:t>언리얼</w:t>
+            </w:r>
+            <w:proofErr w:type="spellEnd"/>
+            <w:r>
+              <w:rPr>
+                <w:rFonts w:hint="eastAsia"/>
+              </w:rPr>
+              <w:t xml:space="preserve"> 서버/클라 연동하기</w:t>
+            </w:r>
+          </w:p>
         </w:tc>
       </w:tr>
       <w:tr>
@@ -498,11 +518,6 @@
             </w:r>
           </w:p>
           <w:p>
-            <w:pPr>
-              <w:rPr>
-                <w:rFonts w:hint="eastAsia"/>
-              </w:rPr>
-            </w:pPr>
             <w:r>
               <w:rPr>
                 <w:rFonts w:hint="eastAsia"/>
@@ -630,7 +645,79 @@
           <w:tcPr>
             <w:tcW w:w="9214" w:type="dxa"/>
           </w:tcPr>
-          <w:p/>
+          <w:p>
+            <w:pPr>
+              <w:rPr>
+                <w:rFonts w:hint="eastAsia"/>
+              </w:rPr>
+            </w:pPr>
+            <w:r>
+              <w:rPr>
+                <w:rFonts w:hint="eastAsia"/>
+              </w:rPr>
+              <w:t>-</w:t>
+            </w:r>
+            <w:r>
+              <w:t xml:space="preserve"> </w:t>
+            </w:r>
+            <w:r>
+              <w:rPr>
+                <w:rFonts w:hint="eastAsia"/>
+              </w:rPr>
+              <w:t xml:space="preserve">해냈다. 해냈다!!!! 서버가 </w:t>
+            </w:r>
+            <w:proofErr w:type="spellStart"/>
+            <w:r>
+              <w:rPr>
+                <w:rFonts w:hint="eastAsia"/>
+              </w:rPr>
+              <w:t>클라랑</w:t>
+            </w:r>
+            <w:proofErr w:type="spellEnd"/>
+            <w:r>
+              <w:rPr>
+                <w:rFonts w:hint="eastAsia"/>
+              </w:rPr>
+              <w:t xml:space="preserve"> 소통한다. 신난다. 채은이가 </w:t>
+            </w:r>
+            <w:proofErr w:type="spellStart"/>
+            <w:r>
+              <w:rPr>
+                <w:rFonts w:hint="eastAsia"/>
+              </w:rPr>
+              <w:t>알려준대로</w:t>
+            </w:r>
+            <w:proofErr w:type="spellEnd"/>
+            <w:r>
+              <w:rPr>
+                <w:rFonts w:hint="eastAsia"/>
+              </w:rPr>
+              <w:t xml:space="preserve"> </w:t>
+            </w:r>
+            <w:proofErr w:type="spellStart"/>
+            <w:r>
+              <w:rPr>
+                <w:rFonts w:hint="eastAsia"/>
+              </w:rPr>
+              <w:t>언리얼에서</w:t>
+            </w:r>
+            <w:proofErr w:type="spellEnd"/>
+            <w:r>
+              <w:rPr>
+                <w:rFonts w:hint="eastAsia"/>
+              </w:rPr>
+              <w:t xml:space="preserve"> 소켓 프로그래밍 해봤는데 뭔가 클래스를 추가하려면 따로 해야 한대서 다음주부터는 서버 프레임워크 먼저 만들고 패킷 구조체들 만들어볼 생각이다. </w:t>
+            </w:r>
+            <w:r>
+              <w:t>아</w:t>
+            </w:r>
+            <w:r>
+              <w:rPr>
+                <w:rFonts w:hint="eastAsia"/>
+              </w:rPr>
+              <w:t xml:space="preserve"> 이제 진짜 서버 할 수 있다. 발표 전까지 이동 동기화는 하고 싶다.</w:t>
+            </w:r>
+          </w:p>
         </w:tc>
       </w:tr>
       <w:tr>
@@ -723,8 +810,11 @@
           </w:p>
           <w:p>
             <w:r>
+              <w:rPr>
+                <w:noProof/>
+              </w:rPr>
               <w:drawing>
-                <wp:inline distT="0" distB="0" distL="0" distR="0" wp14:anchorId="44B8600C" wp14:editId="41B0A63F">
+                <wp:inline distT="0" distB="0" distL="0" distR="0" wp14:anchorId="44B8600C" wp14:editId="0FD795E5">
                   <wp:extent cx="3038475" cy="2622448"/>
                   <wp:effectExtent l="0" t="0" r="0" b="6985"/>
                   <wp:docPr id="778348902" name="그림 2"/>
@@ -836,16 +926,12 @@
             </w:r>
           </w:p>
           <w:p>
-            <w:pPr>
-              <w:rPr>
-                <w:rFonts w:hint="eastAsia"/>
-              </w:rPr>
-            </w:pPr>
             <w:proofErr w:type="spellStart"/>
             <w:r>
               <w:rPr>
                 <w:rFonts w:hint="eastAsia"/>
               </w:rPr>
+              <w:lastRenderedPageBreak/>
               <w:t>cf</w:t>
             </w:r>
             <w:proofErr w:type="spellEnd"/>
@@ -876,16 +962,10 @@
               <w:rPr>
                 <w:rFonts w:hint="eastAsia"/>
               </w:rPr>
-              <w:lastRenderedPageBreak/>
               <w:t>- 서버 연결 성공</w:t>
             </w:r>
           </w:p>
           <w:p>
-            <w:pPr>
-              <w:rPr>
-                <w:rFonts w:hint="eastAsia"/>
-              </w:rPr>
-            </w:pPr>
             <w:proofErr w:type="spellStart"/>
             <w:r>
               <w:rPr>
@@ -966,7 +1046,6 @@
             <w:r>
               <w:t>’</w:t>
             </w:r>
-            <w:proofErr w:type="gramStart"/>
             <w:r>
               <w:rPr>
                 <w:rFonts w:hint="eastAsia"/>
@@ -976,7 +1055,6 @@
             <w:r>
               <w:t>‘</w:t>
             </w:r>
-            <w:proofErr w:type="gramEnd"/>
             <w:r>
               <w:t>B1A2_UnrealProject/Build/*</w:t>
             </w:r>
@@ -992,11 +1070,6 @@
           </w:p>
           <w:p/>
           <w:p>
-            <w:pPr>
-              <w:rPr>
-                <w:rFonts w:hint="eastAsia"/>
-              </w:rPr>
-            </w:pPr>
             <w:r>
               <w:rPr>
                 <w:rFonts w:hint="eastAsia"/>
@@ -1022,21 +1095,7 @@
               <w:rPr>
                 <w:rFonts w:hint="eastAsia"/>
               </w:rPr>
-              <w:t xml:space="preserve">콘솔 관련 경험, 모바일 시스템 정보 프로파일, 컴퓨터 </w:t>
-            </w:r>
-            <w:proofErr w:type="gramStart"/>
-            <w:r>
-              <w:rPr>
-                <w:rFonts w:hint="eastAsia"/>
-              </w:rPr>
-              <w:t>비전 /</w:t>
-            </w:r>
-            <w:proofErr w:type="gramEnd"/>
-            <w:r>
-              <w:rPr>
-                <w:rFonts w:hint="eastAsia"/>
-              </w:rPr>
-              <w:t xml:space="preserve"> 이미지 라이브처리 라이브러리 활용 경험(</w:t>
+              <w:t>콘솔 관련 경험, 모바일 시스템 정보 프로파일, 컴퓨터 비전 / 이미지 라이브처리 라이브러리 활용 경험(</w:t>
             </w:r>
             <w:proofErr w:type="spellStart"/>
             <w:r>
@@ -1071,11 +1130,6 @@
             </w:r>
           </w:p>
           <w:p>
-            <w:pPr>
-              <w:rPr>
-                <w:rFonts w:hint="eastAsia"/>
-              </w:rPr>
-            </w:pPr>
             <w:r>
               <w:rPr>
                 <w:rFonts w:hint="eastAsia"/>
@@ -1084,11 +1138,6 @@
             </w:r>
           </w:p>
           <w:p>
-            <w:pPr>
-              <w:rPr>
-                <w:rFonts w:hint="eastAsia"/>
-              </w:rPr>
-            </w:pPr>
             <w:r>
               <w:rPr>
                 <w:rFonts w:hint="eastAsia"/>
@@ -1130,7 +1179,6 @@
     <w:p>
       <w:pPr>
         <w:rPr>
-          <w:rFonts w:hint="eastAsia"/>
           <w:b/>
           <w:bCs/>
         </w:rPr>
@@ -1311,8 +1359,238 @@
       </w:rPr>
     </w:lvl>
   </w:abstractNum>
+  <w:abstractNum w:abstractNumId="1" w15:restartNumberingAfterBreak="0">
+    <w:nsid w:val="30CB19B7"/>
+    <w:multiLevelType w:val="hybridMultilevel"/>
+    <w:tmpl w:val="424E1A06"/>
+    <w:lvl w:ilvl="0" w:tplc="7DE8BDB4">
+      <w:numFmt w:val="bullet"/>
+      <w:lvlText w:val="-"/>
+      <w:lvlJc w:val="left"/>
+      <w:pPr>
+        <w:ind w:left="800" w:hanging="360"/>
+      </w:pPr>
+      <w:rPr>
+        <w:rFonts w:ascii="맑은 고딕" w:eastAsia="맑은 고딕" w:hAnsi="맑은 고딕" w:cstheme="minorBidi" w:hint="eastAsia"/>
+      </w:rPr>
+    </w:lvl>
+    <w:lvl w:ilvl="1" w:tplc="04090003" w:tentative="1">
+      <w:start w:val="1"/>
+      <w:numFmt w:val="bullet"/>
+      <w:lvlText w:val=""/>
+      <w:lvlJc w:val="left"/>
+      <w:pPr>
+        <w:ind w:left="1320" w:hanging="440"/>
+      </w:pPr>
+      <w:rPr>
+        <w:rFonts w:ascii="Wingdings" w:hAnsi="Wingdings" w:hint="default"/>
+      </w:rPr>
+    </w:lvl>
+    <w:lvl w:ilvl="2" w:tplc="04090005" w:tentative="1">
+      <w:start w:val="1"/>
+      <w:numFmt w:val="bullet"/>
+      <w:lvlText w:val=""/>
+      <w:lvlJc w:val="left"/>
+      <w:pPr>
+        <w:ind w:left="1760" w:hanging="440"/>
+      </w:pPr>
+      <w:rPr>
+        <w:rFonts w:ascii="Wingdings" w:hAnsi="Wingdings" w:hint="default"/>
+      </w:rPr>
+    </w:lvl>
+    <w:lvl w:ilvl="3" w:tplc="04090001" w:tentative="1">
+      <w:start w:val="1"/>
+      <w:numFmt w:val="bullet"/>
+      <w:lvlText w:val=""/>
+      <w:lvlJc w:val="left"/>
+      <w:pPr>
+        <w:ind w:left="2200" w:hanging="440"/>
+      </w:pPr>
+      <w:rPr>
+        <w:rFonts w:ascii="Wingdings" w:hAnsi="Wingdings" w:hint="default"/>
+      </w:rPr>
+    </w:lvl>
+    <w:lvl w:ilvl="4" w:tplc="04090003" w:tentative="1">
+      <w:start w:val="1"/>
+      <w:numFmt w:val="bullet"/>
+      <w:lvlText w:val=""/>
+      <w:lvlJc w:val="left"/>
+      <w:pPr>
+        <w:ind w:left="2640" w:hanging="440"/>
+      </w:pPr>
+      <w:rPr>
+        <w:rFonts w:ascii="Wingdings" w:hAnsi="Wingdings" w:hint="default"/>
+      </w:rPr>
+    </w:lvl>
+    <w:lvl w:ilvl="5" w:tplc="04090005" w:tentative="1">
+      <w:start w:val="1"/>
+      <w:numFmt w:val="bullet"/>
+      <w:lvlText w:val=""/>
+      <w:lvlJc w:val="left"/>
+      <w:pPr>
+        <w:ind w:left="3080" w:hanging="440"/>
+      </w:pPr>
+      <w:rPr>
+        <w:rFonts w:ascii="Wingdings" w:hAnsi="Wingdings" w:hint="default"/>
+      </w:rPr>
+    </w:lvl>
+    <w:lvl w:ilvl="6" w:tplc="04090001" w:tentative="1">
+      <w:start w:val="1"/>
+      <w:numFmt w:val="bullet"/>
+      <w:lvlText w:val=""/>
+      <w:lvlJc w:val="left"/>
+      <w:pPr>
+        <w:ind w:left="3520" w:hanging="440"/>
+      </w:pPr>
+      <w:rPr>
+        <w:rFonts w:ascii="Wingdings" w:hAnsi="Wingdings" w:hint="default"/>
+      </w:rPr>
+    </w:lvl>
+    <w:lvl w:ilvl="7" w:tplc="04090003" w:tentative="1">
+      <w:start w:val="1"/>
+      <w:numFmt w:val="bullet"/>
+      <w:lvlText w:val=""/>
+      <w:lvlJc w:val="left"/>
+      <w:pPr>
+        <w:ind w:left="3960" w:hanging="440"/>
+      </w:pPr>
+      <w:rPr>
+        <w:rFonts w:ascii="Wingdings" w:hAnsi="Wingdings" w:hint="default"/>
+      </w:rPr>
+    </w:lvl>
+    <w:lvl w:ilvl="8" w:tplc="04090005" w:tentative="1">
+      <w:start w:val="1"/>
+      <w:numFmt w:val="bullet"/>
+      <w:lvlText w:val=""/>
+      <w:lvlJc w:val="left"/>
+      <w:pPr>
+        <w:ind w:left="4400" w:hanging="440"/>
+      </w:pPr>
+      <w:rPr>
+        <w:rFonts w:ascii="Wingdings" w:hAnsi="Wingdings" w:hint="default"/>
+      </w:rPr>
+    </w:lvl>
+  </w:abstractNum>
+  <w:abstractNum w:abstractNumId="2" w15:restartNumberingAfterBreak="0">
+    <w:nsid w:val="54E04C51"/>
+    <w:multiLevelType w:val="hybridMultilevel"/>
+    <w:tmpl w:val="05ACD36A"/>
+    <w:lvl w:ilvl="0" w:tplc="50F2C0E8">
+      <w:numFmt w:val="bullet"/>
+      <w:lvlText w:val="-"/>
+      <w:lvlJc w:val="left"/>
+      <w:pPr>
+        <w:ind w:left="800" w:hanging="360"/>
+      </w:pPr>
+      <w:rPr>
+        <w:rFonts w:ascii="맑은 고딕" w:eastAsia="맑은 고딕" w:hAnsi="맑은 고딕" w:cstheme="minorBidi" w:hint="eastAsia"/>
+      </w:rPr>
+    </w:lvl>
+    <w:lvl w:ilvl="1" w:tplc="04090003" w:tentative="1">
+      <w:start w:val="1"/>
+      <w:numFmt w:val="bullet"/>
+      <w:lvlText w:val=""/>
+      <w:lvlJc w:val="left"/>
+      <w:pPr>
+        <w:ind w:left="1320" w:hanging="440"/>
+      </w:pPr>
+      <w:rPr>
+        <w:rFonts w:ascii="Wingdings" w:hAnsi="Wingdings" w:hint="default"/>
+      </w:rPr>
+    </w:lvl>
+    <w:lvl w:ilvl="2" w:tplc="04090005" w:tentative="1">
+      <w:start w:val="1"/>
+      <w:numFmt w:val="bullet"/>
+      <w:lvlText w:val=""/>
+      <w:lvlJc w:val="left"/>
+      <w:pPr>
+        <w:ind w:left="1760" w:hanging="440"/>
+      </w:pPr>
+      <w:rPr>
+        <w:rFonts w:ascii="Wingdings" w:hAnsi="Wingdings" w:hint="default"/>
+      </w:rPr>
+    </w:lvl>
+    <w:lvl w:ilvl="3" w:tplc="04090001" w:tentative="1">
+      <w:start w:val="1"/>
+      <w:numFmt w:val="bullet"/>
+      <w:lvlText w:val=""/>
+      <w:lvlJc w:val="left"/>
+      <w:pPr>
+        <w:ind w:left="2200" w:hanging="440"/>
+      </w:pPr>
+      <w:rPr>
+        <w:rFonts w:ascii="Wingdings" w:hAnsi="Wingdings" w:hint="default"/>
+      </w:rPr>
+    </w:lvl>
+    <w:lvl w:ilvl="4" w:tplc="04090003" w:tentative="1">
+      <w:start w:val="1"/>
+      <w:numFmt w:val="bullet"/>
+      <w:lvlText w:val=""/>
+      <w:lvlJc w:val="left"/>
+      <w:pPr>
+        <w:ind w:left="2640" w:hanging="440"/>
+      </w:pPr>
+      <w:rPr>
+        <w:rFonts w:ascii="Wingdings" w:hAnsi="Wingdings" w:hint="default"/>
+      </w:rPr>
+    </w:lvl>
+    <w:lvl w:ilvl="5" w:tplc="04090005" w:tentative="1">
+      <w:start w:val="1"/>
+      <w:numFmt w:val="bullet"/>
+      <w:lvlText w:val=""/>
+      <w:lvlJc w:val="left"/>
+      <w:pPr>
+        <w:ind w:left="3080" w:hanging="440"/>
+      </w:pPr>
+      <w:rPr>
+        <w:rFonts w:ascii="Wingdings" w:hAnsi="Wingdings" w:hint="default"/>
+      </w:rPr>
+    </w:lvl>
+    <w:lvl w:ilvl="6" w:tplc="04090001" w:tentative="1">
+      <w:start w:val="1"/>
+      <w:numFmt w:val="bullet"/>
+      <w:lvlText w:val=""/>
+      <w:lvlJc w:val="left"/>
+      <w:pPr>
+        <w:ind w:left="3520" w:hanging="440"/>
+      </w:pPr>
+      <w:rPr>
+        <w:rFonts w:ascii="Wingdings" w:hAnsi="Wingdings" w:hint="default"/>
+      </w:rPr>
+    </w:lvl>
+    <w:lvl w:ilvl="7" w:tplc="04090003" w:tentative="1">
+      <w:start w:val="1"/>
+      <w:numFmt w:val="bullet"/>
+      <w:lvlText w:val=""/>
+      <w:lvlJc w:val="left"/>
+      <w:pPr>
+        <w:ind w:left="3960" w:hanging="440"/>
+      </w:pPr>
+      <w:rPr>
+        <w:rFonts w:ascii="Wingdings" w:hAnsi="Wingdings" w:hint="default"/>
+      </w:rPr>
+    </w:lvl>
+    <w:lvl w:ilvl="8" w:tplc="04090005" w:tentative="1">
+      <w:start w:val="1"/>
+      <w:numFmt w:val="bullet"/>
+      <w:lvlText w:val=""/>
+      <w:lvlJc w:val="left"/>
+      <w:pPr>
+        <w:ind w:left="4400" w:hanging="440"/>
+      </w:pPr>
+      <w:rPr>
+        <w:rFonts w:ascii="Wingdings" w:hAnsi="Wingdings" w:hint="default"/>
+      </w:rPr>
+    </w:lvl>
+  </w:abstractNum>
   <w:num w:numId="1" w16cid:durableId="1396316752">
     <w:abstractNumId w:val="0"/>
+  </w:num>
+  <w:num w:numId="2" w16cid:durableId="39131131">
+    <w:abstractNumId w:val="2"/>
+  </w:num>
+  <w:num w:numId="3" w16cid:durableId="1695614814">
+    <w:abstractNumId w:val="1"/>
   </w:num>
 </w:numbering>
 </file>
@@ -1924,6 +2202,7 @@
   <w:style w:type="character" w:default="1" w:styleId="a0">
     <w:name w:val="Default Paragraph Font"/>
     <w:uiPriority w:val="1"/>
+    <w:semiHidden/>
     <w:unhideWhenUsed/>
   </w:style>
   <w:style w:type="table" w:default="1" w:styleId="a1">

--- a/작업일지/15주차.docx
+++ b/작업일지/15주차.docx
@@ -286,21 +286,7 @@
               <w:rPr>
                 <w:rFonts w:hint="eastAsia"/>
               </w:rPr>
-              <w:t xml:space="preserve"> </w:t>
-            </w:r>
-            <w:proofErr w:type="spellStart"/>
-            <w:r>
-              <w:rPr>
-                <w:rFonts w:hint="eastAsia"/>
-              </w:rPr>
-              <w:t>윤이하나</w:t>
-            </w:r>
-            <w:proofErr w:type="spellEnd"/>
-            <w:r>
-              <w:rPr>
-                <w:rFonts w:hint="eastAsia"/>
-              </w:rPr>
-              <w:t xml:space="preserve">(기획, </w:t>
+              <w:t xml:space="preserve"> 윤이하나(기획, </w:t>
             </w:r>
             <w:r>
               <w:rPr>
@@ -343,7 +329,82 @@
         </w:tc>
       </w:tr>
     </w:tbl>
-    <w:p/>
+    <w:p>
+      <w:pPr>
+        <w:rPr>
+          <w:b/>
+          <w:bCs/>
+        </w:rPr>
+      </w:pPr>
+    </w:p>
+    <w:p>
+      <w:pPr>
+        <w:rPr>
+          <w:b/>
+          <w:bCs/>
+        </w:rPr>
+      </w:pPr>
+      <w:r>
+        <w:rPr>
+          <w:rFonts w:hint="eastAsia"/>
+          <w:b/>
+          <w:bCs/>
+        </w:rPr>
+        <w:t>회의록</w:t>
+      </w:r>
+      <w:r>
+        <w:rPr>
+          <w:rFonts w:hint="eastAsia"/>
+          <w:b/>
+          <w:bCs/>
+        </w:rPr>
+        <w:t xml:space="preserve"> (11</w:t>
+      </w:r>
+      <w:r>
+        <w:rPr>
+          <w:rFonts w:hint="eastAsia"/>
+          <w:b/>
+          <w:bCs/>
+        </w:rPr>
+        <w:t>26</w:t>
+      </w:r>
+      <w:r>
+        <w:rPr>
+          <w:rFonts w:hint="eastAsia"/>
+          <w:b/>
+          <w:bCs/>
+        </w:rPr>
+        <w:t>)</w:t>
+      </w:r>
+    </w:p>
+    <w:tbl>
+      <w:tblPr>
+        <w:tblStyle w:val="aa"/>
+        <w:tblW w:w="10485" w:type="dxa"/>
+        <w:tblLook w:val="04A0" w:firstRow="1" w:lastRow="0" w:firstColumn="1" w:lastColumn="0" w:noHBand="0" w:noVBand="1"/>
+      </w:tblPr>
+      <w:tblGrid>
+        <w:gridCol w:w="10485"/>
+      </w:tblGrid>
+      <w:tr>
+        <w:trPr>
+          <w:trHeight w:val="465"/>
+        </w:trPr>
+        <w:tc>
+          <w:tcPr>
+            <w:tcW w:w="10485" w:type="dxa"/>
+          </w:tcPr>
+          <w:p/>
+        </w:tc>
+      </w:tr>
+    </w:tbl>
+    <w:p>
+      <w:pPr>
+        <w:rPr>
+          <w:rFonts w:hint="eastAsia"/>
+        </w:rPr>
+      </w:pPr>
+    </w:p>
     <w:p>
       <w:pPr>
         <w:rPr>
@@ -390,7 +451,6 @@
                 <w:bCs/>
               </w:rPr>
             </w:pPr>
-            <w:proofErr w:type="spellStart"/>
             <w:r>
               <w:rPr>
                 <w:rFonts w:hint="eastAsia"/>
@@ -399,14 +459,55 @@
               </w:rPr>
               <w:t>윤이하나</w:t>
             </w:r>
-            <w:proofErr w:type="spellEnd"/>
           </w:p>
         </w:tc>
         <w:tc>
           <w:tcPr>
             <w:tcW w:w="9214" w:type="dxa"/>
           </w:tcPr>
-          <w:p/>
+          <w:p>
+            <w:r>
+              <w:rPr>
+                <w:rFonts w:hint="eastAsia"/>
+              </w:rPr>
+              <w:t xml:space="preserve">- 기획서: 인벤토리, </w:t>
+            </w:r>
+            <w:proofErr w:type="spellStart"/>
+            <w:r>
+              <w:rPr>
+                <w:rFonts w:hint="eastAsia"/>
+              </w:rPr>
+              <w:t>퀵슬롯</w:t>
+            </w:r>
+            <w:proofErr w:type="spellEnd"/>
+            <w:r>
+              <w:rPr>
+                <w:rFonts w:hint="eastAsia"/>
+              </w:rPr>
+              <w:t>, 무게 시스템 관련 기획하기</w:t>
+            </w:r>
+          </w:p>
+          <w:p>
+            <w:r>
+              <w:rPr>
+                <w:rFonts w:hint="eastAsia"/>
+              </w:rPr>
+              <w:t xml:space="preserve">        : UI 디자인</w:t>
+            </w:r>
+          </w:p>
+          <w:p>
+            <w:pPr>
+              <w:rPr>
+                <w:rFonts w:hint="eastAsia"/>
+              </w:rPr>
+            </w:pPr>
+            <w:r>
+              <w:rPr>
+                <w:rFonts w:hint="eastAsia"/>
+              </w:rPr>
+              <w:t>- 캐릭터 모델링 진행하기</w:t>
+            </w:r>
+          </w:p>
         </w:tc>
       </w:tr>
       <w:tr>
@@ -436,11 +537,6 @@
             <w:tcW w:w="9214" w:type="dxa"/>
           </w:tcPr>
           <w:p>
-            <w:pPr>
-              <w:rPr>
-                <w:rFonts w:hint="eastAsia"/>
-              </w:rPr>
-            </w:pPr>
             <w:r>
               <w:rPr>
                 <w:rFonts w:hint="eastAsia"/>
@@ -595,7 +691,6 @@
                 <w:bCs/>
               </w:rPr>
             </w:pPr>
-            <w:proofErr w:type="spellStart"/>
             <w:r>
               <w:rPr>
                 <w:rFonts w:hint="eastAsia"/>
@@ -604,7 +699,6 @@
               </w:rPr>
               <w:t>윤이하나</w:t>
             </w:r>
-            <w:proofErr w:type="spellEnd"/>
           </w:p>
         </w:tc>
         <w:tc>
@@ -612,10 +706,192 @@
             <w:tcW w:w="9214" w:type="dxa"/>
           </w:tcPr>
           <w:p>
+            <w:r>
+              <w:rPr>
+                <w:rFonts w:hint="eastAsia"/>
+              </w:rPr>
+              <w:t>&lt;기획&gt;</w:t>
+            </w:r>
+          </w:p>
+          <w:p>
+            <w:r>
+              <w:rPr>
+                <w:rFonts w:hint="eastAsia"/>
+              </w:rPr>
+              <w:t xml:space="preserve">- 인벤토리, </w:t>
+            </w:r>
+            <w:proofErr w:type="spellStart"/>
+            <w:r>
+              <w:rPr>
+                <w:rFonts w:hint="eastAsia"/>
+              </w:rPr>
+              <w:t>퀵슬롯</w:t>
+            </w:r>
+            <w:proofErr w:type="spellEnd"/>
+            <w:r>
+              <w:rPr>
+                <w:rFonts w:hint="eastAsia"/>
+              </w:rPr>
+              <w:t>, 무게 시스템 관련 정리하여 문서에 첨부하였다.</w:t>
+            </w:r>
+          </w:p>
+          <w:p>
+            <w:r>
+              <w:rPr>
+                <w:rFonts w:hint="eastAsia"/>
+              </w:rPr>
+              <w:t xml:space="preserve">- 무게 시스템 </w:t>
+            </w:r>
+            <w:r>
+              <w:t>‘</w:t>
+            </w:r>
+            <w:r>
+              <w:rPr>
+                <w:rFonts w:hint="eastAsia"/>
+              </w:rPr>
+              <w:t>무게에 따른 속도 변화, 스태미나 소모량 변화</w:t>
+            </w:r>
+            <w:r>
+              <w:t>’</w:t>
+            </w:r>
+            <w:r>
+              <w:rPr>
+                <w:rFonts w:hint="eastAsia"/>
+              </w:rPr>
+              <w:t>는 식을 만들어야 될 것 같은데, 우선은 글로 작성하였다.</w:t>
+            </w:r>
+          </w:p>
+          <w:p>
+            <w:r>
+              <w:rPr>
+                <w:rFonts w:hint="eastAsia"/>
+              </w:rPr>
+              <w:t xml:space="preserve">- 인벤토리와 </w:t>
+            </w:r>
+            <w:proofErr w:type="spellStart"/>
+            <w:r>
+              <w:rPr>
+                <w:rFonts w:hint="eastAsia"/>
+              </w:rPr>
+              <w:t>퀵슬롯에</w:t>
+            </w:r>
+            <w:proofErr w:type="spellEnd"/>
+            <w:r>
+              <w:rPr>
+                <w:rFonts w:hint="eastAsia"/>
+              </w:rPr>
+              <w:t xml:space="preserve"> 관련하여 게임 플레이 화면 UI와 관련한 설명을 작성하였다.</w:t>
+            </w:r>
+          </w:p>
+          <w:p>
+            <w:r>
+              <w:rPr>
+                <w:rFonts w:hint="eastAsia"/>
+              </w:rPr>
+              <w:t xml:space="preserve">- 가장 메인 게임 플레이인 </w:t>
+            </w:r>
+            <w:r>
+              <w:t>‘</w:t>
+            </w:r>
+            <w:r>
+              <w:rPr>
+                <w:rFonts w:hint="eastAsia"/>
+              </w:rPr>
+              <w:t>자원 수집</w:t>
+            </w:r>
+            <w:r>
+              <w:t>’</w:t>
+            </w:r>
+            <w:proofErr w:type="spellStart"/>
+            <w:r>
+              <w:rPr>
+                <w:rFonts w:hint="eastAsia"/>
+              </w:rPr>
+              <w:t>에</w:t>
+            </w:r>
+            <w:proofErr w:type="spellEnd"/>
+            <w:r>
+              <w:rPr>
+                <w:rFonts w:hint="eastAsia"/>
+              </w:rPr>
+              <w:t xml:space="preserve"> 대한 내용이 부실한 것 같아 우선은 개요 수준으로만 추가해 놓았다.</w:t>
+            </w:r>
+          </w:p>
+          <w:p>
+            <w:r>
+              <w:rPr>
+                <w:rFonts w:hint="eastAsia"/>
+              </w:rPr>
+              <w:t>- 전반적으로 기획서 내의 용어들을 재정의, 변경, 통일하였다.</w:t>
+            </w:r>
+          </w:p>
+          <w:p/>
+          <w:p>
+            <w:r>
+              <w:rPr>
+                <w:rFonts w:hint="eastAsia"/>
+              </w:rPr>
+              <w:t>&lt;모델링&gt;</w:t>
+            </w:r>
+          </w:p>
+          <w:p>
             <w:pPr>
-              <w:pStyle w:val="a6"/>
-              <w:ind w:left="880"/>
+              <w:rPr>
+                <w:rFonts w:hint="eastAsia"/>
+              </w:rPr>
             </w:pPr>
+            <w:r>
+              <w:rPr>
+                <w:rFonts w:hint="eastAsia"/>
+              </w:rPr>
+              <w:t>- 현재 모델링은 끝내고, UV 맵핑 진행 중이다.</w:t>
+            </w:r>
+          </w:p>
+          <w:p>
+            <w:pPr>
+              <w:jc w:val="center"/>
+              <w:rPr>
+                <w:rFonts w:hint="eastAsia"/>
+              </w:rPr>
+            </w:pPr>
+            <w:r>
+              <w:lastRenderedPageBreak/>
+              <w:drawing>
+                <wp:inline distT="0" distB="0" distL="0" distR="0" wp14:anchorId="2022A335" wp14:editId="59340524">
+                  <wp:extent cx="1327006" cy="2477300"/>
+                  <wp:effectExtent l="0" t="0" r="6985" b="0"/>
+                  <wp:docPr id="1192170485" name="그림 1"/>
+                  <wp:cNvGraphicFramePr>
+                    <a:graphicFrameLocks xmlns:a="http://schemas.openxmlformats.org/drawingml/2006/main" noChangeAspect="1"/>
+                  </wp:cNvGraphicFramePr>
+                  <a:graphic xmlns:a="http://schemas.openxmlformats.org/drawingml/2006/main">
+                    <a:graphicData uri="http://schemas.openxmlformats.org/drawingml/2006/picture">
+                      <pic:pic xmlns:pic="http://schemas.openxmlformats.org/drawingml/2006/picture">
+                        <pic:nvPicPr>
+                          <pic:cNvPr id="1192170485" name=""/>
+                          <pic:cNvPicPr/>
+                        </pic:nvPicPr>
+                        <pic:blipFill>
+                          <a:blip r:embed="rId7"/>
+                          <a:stretch>
+                            <a:fillRect/>
+                          </a:stretch>
+                        </pic:blipFill>
+                        <pic:spPr>
+                          <a:xfrm>
+                            <a:off x="0" y="0"/>
+                            <a:ext cx="1336649" cy="2495301"/>
+                          </a:xfrm>
+                          <a:prstGeom prst="rect">
+                            <a:avLst/>
+                          </a:prstGeom>
+                        </pic:spPr>
+                      </pic:pic>
+                    </a:graphicData>
+                  </a:graphic>
+                </wp:inline>
+              </w:drawing>
+            </w:r>
           </w:p>
         </w:tc>
       </w:tr>
@@ -637,6 +913,7 @@
                 <w:b/>
                 <w:bCs/>
               </w:rPr>
+              <w:lastRenderedPageBreak/>
               <w:t>임수영</w:t>
             </w:r>
           </w:p>
@@ -646,11 +923,6 @@
             <w:tcW w:w="9214" w:type="dxa"/>
           </w:tcPr>
           <w:p>
-            <w:pPr>
-              <w:rPr>
-                <w:rFonts w:hint="eastAsia"/>
-              </w:rPr>
-            </w:pPr>
             <w:r>
               <w:rPr>
                 <w:rFonts w:hint="eastAsia"/>
@@ -814,7 +1086,7 @@
                 <w:noProof/>
               </w:rPr>
               <w:drawing>
-                <wp:inline distT="0" distB="0" distL="0" distR="0" wp14:anchorId="44B8600C" wp14:editId="0FD795E5">
+                <wp:inline distT="0" distB="0" distL="0" distR="0" wp14:anchorId="44B8600C" wp14:editId="4188A333">
                   <wp:extent cx="3038475" cy="2622448"/>
                   <wp:effectExtent l="0" t="0" r="0" b="6985"/>
                   <wp:docPr id="778348902" name="그림 2"/>
@@ -831,7 +1103,7 @@
                           </pic:cNvPicPr>
                         </pic:nvPicPr>
                         <pic:blipFill>
-                          <a:blip r:embed="rId7" cstate="print">
+                          <a:blip r:embed="rId8" cstate="print">
                             <a:extLst>
                               <a:ext uri="{28A0092B-C50C-407E-A947-70E740481C1C}">
                                 <a14:useLocalDpi xmlns:a14="http://schemas.microsoft.com/office/drawing/2010/main" val="0"/>
@@ -902,7 +1174,7 @@
               </w:rPr>
               <w:t>(</w:t>
             </w:r>
-            <w:hyperlink r:id="rId8" w:history="1">
+            <w:hyperlink r:id="rId9" w:history="1">
               <w:r>
                 <w:rPr>
                   <w:rStyle w:val="ad"/>
@@ -931,29 +1203,143 @@
               <w:rPr>
                 <w:rFonts w:hint="eastAsia"/>
               </w:rPr>
+              <w:t>cf</w:t>
+            </w:r>
+            <w:proofErr w:type="spellEnd"/>
+            <w:r>
+              <w:rPr>
+                <w:rFonts w:hint="eastAsia"/>
+              </w:rPr>
+              <w:t xml:space="preserve">) 하나가 만든 모델로 해보려고 했는데, Material 관련 파일들이 깨져서 어쩔 수 없이 </w:t>
+            </w:r>
+            <w:proofErr w:type="spellStart"/>
+            <w:r>
+              <w:rPr>
+                <w:rFonts w:hint="eastAsia"/>
+              </w:rPr>
+              <w:t>믹사모</w:t>
+            </w:r>
+            <w:proofErr w:type="spellEnd"/>
+            <w:r>
+              <w:rPr>
+                <w:rFonts w:hint="eastAsia"/>
+              </w:rPr>
+              <w:t xml:space="preserve"> 모델로 했다.</w:t>
+            </w:r>
+          </w:p>
+          <w:p/>
+          <w:p>
+            <w:r>
+              <w:rPr>
+                <w:rFonts w:hint="eastAsia"/>
+              </w:rPr>
+              <w:t>- 서버 연결 성공</w:t>
+            </w:r>
+          </w:p>
+          <w:p>
+            <w:proofErr w:type="spellStart"/>
+            <w:r>
+              <w:rPr>
+                <w:rFonts w:hint="eastAsia"/>
+              </w:rPr>
+              <w:t>수영이한테</w:t>
+            </w:r>
+            <w:proofErr w:type="spellEnd"/>
+            <w:r>
+              <w:rPr>
+                <w:rFonts w:hint="eastAsia"/>
+              </w:rPr>
+              <w:t xml:space="preserve"> </w:t>
+            </w:r>
+            <w:proofErr w:type="spellStart"/>
+            <w:r>
+              <w:rPr>
+                <w:rFonts w:hint="eastAsia"/>
+              </w:rPr>
+              <w:t>GameInstance</w:t>
+            </w:r>
+            <w:proofErr w:type="spellEnd"/>
+            <w:r>
+              <w:rPr>
+                <w:rFonts w:hint="eastAsia"/>
+              </w:rPr>
+              <w:t xml:space="preserve"> 생성해서 서버와 연결하는 방법을 보여주고 클라이언트가 서버에게 좌표를 보내는 코드를 넣어서 테스트했다.</w:t>
+            </w:r>
+          </w:p>
+          <w:p/>
+          <w:p>
+            <w:r>
+              <w:rPr>
+                <w:rFonts w:hint="eastAsia"/>
+              </w:rPr>
+              <w:t xml:space="preserve">- 깃 </w:t>
+            </w:r>
+            <w:proofErr w:type="spellStart"/>
+            <w:r>
+              <w:rPr>
+                <w:rFonts w:hint="eastAsia"/>
+              </w:rPr>
+              <w:t>이그노어</w:t>
+            </w:r>
+            <w:proofErr w:type="spellEnd"/>
+            <w:r>
+              <w:rPr>
+                <w:rFonts w:hint="eastAsia"/>
+              </w:rPr>
+              <w:t xml:space="preserve"> 문제 해결하기 성공</w:t>
+            </w:r>
+          </w:p>
+          <w:p>
+            <w:r>
               <w:lastRenderedPageBreak/>
-              <w:t>cf</w:t>
-            </w:r>
-            <w:proofErr w:type="spellEnd"/>
-            <w:r>
-              <w:rPr>
-                <w:rFonts w:hint="eastAsia"/>
-              </w:rPr>
-              <w:t xml:space="preserve">) 하나가 만든 모델로 해보려고 했는데, Material 관련 파일들이 깨져서 어쩔 수 없이 </w:t>
-            </w:r>
-            <w:proofErr w:type="spellStart"/>
-            <w:r>
-              <w:rPr>
-                <w:rFonts w:hint="eastAsia"/>
-              </w:rPr>
-              <w:t>믹사모</w:t>
-            </w:r>
-            <w:proofErr w:type="spellEnd"/>
-            <w:r>
-              <w:rPr>
-                <w:rFonts w:hint="eastAsia"/>
-              </w:rPr>
-              <w:t xml:space="preserve"> 모델로 했다.</w:t>
+              <w:t>G</w:t>
+            </w:r>
+            <w:r>
+              <w:rPr>
+                <w:rFonts w:hint="eastAsia"/>
+              </w:rPr>
+              <w:t>it bash로 캐시 파일을 지워봤는데도 자꾸 Intermediate, Saved, Build 등의 폴더 안의 파일들이</w:t>
+            </w:r>
+            <w:r>
+              <w:rPr>
+                <w:rFonts w:hint="eastAsia"/>
+              </w:rPr>
+              <w:t xml:space="preserve"> 추적돼서 문제 원인을 찾아봤더니, git ignore 파일 안에 </w:t>
+            </w:r>
+            <w:r>
+              <w:t>‘</w:t>
+            </w:r>
+            <w:r>
+              <w:rPr>
+                <w:rFonts w:hint="eastAsia"/>
+              </w:rPr>
+              <w:t>Build/*</w:t>
+            </w:r>
+            <w:r>
+              <w:t>’</w:t>
+            </w:r>
+            <w:proofErr w:type="gramStart"/>
+            <w:r>
+              <w:rPr>
+                <w:rFonts w:hint="eastAsia"/>
+              </w:rPr>
+              <w:t xml:space="preserve">를  </w:t>
+            </w:r>
+            <w:r>
+              <w:t>‘</w:t>
+            </w:r>
+            <w:proofErr w:type="gramEnd"/>
+            <w:r>
+              <w:t>B1A2_UnrealProject/Build/*</w:t>
+            </w:r>
+            <w:r>
+              <w:t>’</w:t>
+            </w:r>
+            <w:r>
+              <w:rPr>
+                <w:rFonts w:hint="eastAsia"/>
+              </w:rPr>
+              <w:t xml:space="preserve"> 이런 식으로 프로젝트 이름을 넣어서 수정하고 캐시를 지우니 문제가 해결됐다!</w:t>
             </w:r>
           </w:p>
           <w:p/>
@@ -962,77 +1348,19 @@
               <w:rPr>
                 <w:rFonts w:hint="eastAsia"/>
               </w:rPr>
-              <w:t>- 서버 연결 성공</w:t>
-            </w:r>
-          </w:p>
-          <w:p>
-            <w:proofErr w:type="spellStart"/>
-            <w:r>
-              <w:rPr>
-                <w:rFonts w:hint="eastAsia"/>
-              </w:rPr>
-              <w:t>수영이한테</w:t>
-            </w:r>
-            <w:proofErr w:type="spellEnd"/>
-            <w:r>
-              <w:rPr>
-                <w:rFonts w:hint="eastAsia"/>
-              </w:rPr>
-              <w:t xml:space="preserve"> </w:t>
-            </w:r>
-            <w:proofErr w:type="spellStart"/>
-            <w:r>
-              <w:rPr>
-                <w:rFonts w:hint="eastAsia"/>
-              </w:rPr>
-              <w:t>GameInstance</w:t>
-            </w:r>
-            <w:proofErr w:type="spellEnd"/>
-            <w:r>
-              <w:rPr>
-                <w:rFonts w:hint="eastAsia"/>
-              </w:rPr>
-              <w:t xml:space="preserve"> 생성해서 서버와 연결하는 방법을 보여주고 클라이언트가 서버에게 좌표를 보내는 코드를 넣어서 테스트했다.</w:t>
-            </w:r>
-          </w:p>
-          <w:p/>
-          <w:p>
-            <w:r>
-              <w:rPr>
-                <w:rFonts w:hint="eastAsia"/>
-              </w:rPr>
-              <w:t xml:space="preserve">- 깃 </w:t>
-            </w:r>
-            <w:proofErr w:type="spellStart"/>
-            <w:r>
-              <w:rPr>
-                <w:rFonts w:hint="eastAsia"/>
-              </w:rPr>
-              <w:t>이그노어</w:t>
-            </w:r>
-            <w:proofErr w:type="spellEnd"/>
-            <w:r>
-              <w:rPr>
-                <w:rFonts w:hint="eastAsia"/>
-              </w:rPr>
-              <w:t xml:space="preserve"> 문제 해결하기 성공</w:t>
-            </w:r>
-          </w:p>
-          <w:p>
-            <w:r>
-              <w:t>G</w:t>
-            </w:r>
-            <w:r>
-              <w:rPr>
-                <w:rFonts w:hint="eastAsia"/>
-              </w:rPr>
-              <w:t>it bash로 캐시 파일을 지워봤는데도 자꾸 Intermediate, Saved, Build 등의 폴더 안의 파일들이</w:t>
-            </w:r>
-            <w:r>
-              <w:rPr>
-                <w:rFonts w:hint="eastAsia"/>
-              </w:rPr>
-              <w:t xml:space="preserve"> 추적돼서 문제 원인을 찾아봤더니, git ignore 파일 안에 </w:t>
+              <w:t xml:space="preserve">- 중점 연구 과제에 대해 졸작을 완료한 친구한테 물어봤는데, 게임 회사 채용 공고를 참고해보라고 해서 </w:t>
+            </w:r>
+            <w:r>
+              <w:rPr>
+                <w:rFonts w:hint="eastAsia"/>
+              </w:rPr>
+              <w:t xml:space="preserve">여러 공고를 </w:t>
+            </w:r>
+            <w:r>
+              <w:rPr>
+                <w:rFonts w:hint="eastAsia"/>
+              </w:rPr>
+              <w:t xml:space="preserve">찾아봤다. 넷마블에서 </w:t>
             </w:r>
             <w:r>
               <w:t>‘</w:t>
@@ -1041,61 +1369,21 @@
               <w:rPr>
                 <w:rFonts w:hint="eastAsia"/>
               </w:rPr>
-              <w:t>Build/*</w:t>
-            </w:r>
-            <w:r>
-              <w:t>’</w:t>
-            </w:r>
-            <w:r>
-              <w:rPr>
-                <w:rFonts w:hint="eastAsia"/>
-              </w:rPr>
-              <w:t xml:space="preserve">를  </w:t>
-            </w:r>
-            <w:r>
-              <w:t>‘</w:t>
-            </w:r>
-            <w:r>
-              <w:t>B1A2_UnrealProject/Build/*</w:t>
-            </w:r>
-            <w:r>
-              <w:t>’</w:t>
-            </w:r>
-            <w:r>
-              <w:rPr>
-                <w:rFonts w:hint="eastAsia"/>
-              </w:rPr>
-              <w:t xml:space="preserve"> 이런 식으로 프로젝트 이름을 넣어서 수정하고 캐시를 지우니 문제가 해결됐다!</w:t>
-            </w:r>
-          </w:p>
-          <w:p/>
-          <w:p>
-            <w:r>
-              <w:rPr>
-                <w:rFonts w:hint="eastAsia"/>
-              </w:rPr>
-              <w:t xml:space="preserve">- 중점 연구 과제에 대해 졸작을 완료한 친구한테 물어봤는데, 게임 회사 채용 공고를 참고해보라고 해서 </w:t>
-            </w:r>
-            <w:r>
-              <w:rPr>
-                <w:rFonts w:hint="eastAsia"/>
-              </w:rPr>
-              <w:t xml:space="preserve">여러 공고를 </w:t>
-            </w:r>
-            <w:r>
-              <w:rPr>
-                <w:rFonts w:hint="eastAsia"/>
-              </w:rPr>
-              <w:t xml:space="preserve">찾아봤다. 넷마블에서 </w:t>
-            </w:r>
-            <w:r>
-              <w:t>‘</w:t>
-            </w:r>
-            <w:r>
-              <w:rPr>
-                <w:rFonts w:hint="eastAsia"/>
-              </w:rPr>
-              <w:t>콘솔 관련 경험, 모바일 시스템 정보 프로파일, 컴퓨터 비전 / 이미지 라이브처리 라이브러리 활용 경험(</w:t>
+              <w:t xml:space="preserve">콘솔 관련 경험, 모바일 시스템 정보 프로파일, 컴퓨터 </w:t>
+            </w:r>
+            <w:proofErr w:type="gramStart"/>
+            <w:r>
+              <w:rPr>
+                <w:rFonts w:hint="eastAsia"/>
+              </w:rPr>
+              <w:t>비전 /</w:t>
+            </w:r>
+            <w:proofErr w:type="gramEnd"/>
+            <w:r>
+              <w:rPr>
+                <w:rFonts w:hint="eastAsia"/>
+              </w:rPr>
+              <w:t xml:space="preserve"> 이미지 라이브처리 라이브러리 활용 경험(</w:t>
             </w:r>
             <w:proofErr w:type="spellStart"/>
             <w:r>
